--- a/public/legal/privacy-policy-roomie.docx
+++ b/public/legal/privacy-policy-roomie.docx
@@ -4,6 +4,7 @@
   <w:body>
     <w:p>
       <w:pPr>
+        <w:spacing w:after="80"/>
         <w:jc w:val="left"/>
       </w:pPr>
       <w:r>
@@ -11,24 +12,33 @@
           <w:rFonts w:ascii="Arial" w:hAnsi="Arial"/>
           <w:b/>
           <w:color w:val="111111"/>
-          <w:sz w:val="52"/>
+          <w:sz w:val="50"/>
         </w:rPr>
         <w:t>Privacy Policy ROOMIE</w:t>
       </w:r>
     </w:p>
     <w:p>
+      <w:pPr>
+        <w:spacing w:after="200"/>
+      </w:pPr>
       <w:r>
         <w:rPr>
           <w:rFonts w:ascii="Arial" w:hAnsi="Arial"/>
-          <w:color w:val="5A5A5A"/>
+          <w:color w:val="585858"/>
           <w:sz w:val="20"/>
         </w:rPr>
-        <w:t>Informativa sintetica per il servizio Roomie: prenotazione room, chips, accesso fisico e funzionalità digitali.</w:t>
+        <w:t>Informativa sul trattamento dei dati personali per account, prenotazioni, chips, pagamenti e accesso alla room.</w:t>
       </w:r>
     </w:p>
     <w:p>
+      <w:pPr>
+        <w:spacing w:after="280"/>
+      </w:pPr>
       <w:r>
-        <w:t>Ultimo aggiornamento: 23 maggio 2026</w:t>
+        <w:rPr>
+          <w:color w:val="585858"/>
+        </w:rPr>
+        <w:t>Ultimo aggiornamento: 25 maggio 2026</w:t>
       </w:r>
     </w:p>
     <w:p>
@@ -41,7 +51,7 @@
     </w:p>
     <w:p>
       <w:r>
-        <w:t>Il titolare del trattamento è ROOMIE. Per richieste privacy, accesso ai dati o cancellazione account puoi usare i canali di contatto disponibili nell’app o scrivere al referente operativo indicato dal servizio.</w:t>
+        <w:t>Il titolare del trattamento è Roomie. Per richieste su dati personali, account, consenso o cancellazione puoi usare i canali di contatto indicati nell’app e nelle comunicazioni operative del servizio.</w:t>
       </w:r>
     </w:p>
     <w:tbl>
@@ -58,22 +68,28 @@
         <w:tc>
           <w:tcPr>
             <w:tcW w:type="dxa" w:w="4960"/>
-            <w:shd w:fill="EDEDED"/>
+            <w:shd w:fill="EFEFEA"/>
           </w:tcPr>
           <w:p>
             <w:r>
-              <w:t>Voce</w:t>
+              <w:rPr>
+                <w:b/>
+              </w:rPr>
+              <w:t>Area</w:t>
             </w:r>
           </w:p>
         </w:tc>
         <w:tc>
           <w:tcPr>
             <w:tcW w:type="dxa" w:w="4960"/>
-            <w:shd w:fill="EDEDED"/>
+            <w:shd w:fill="EFEFEA"/>
           </w:tcPr>
           <w:p>
             <w:r>
-              <w:t>Dettaglio</w:t>
+              <w:rPr>
+                <w:b/>
+              </w:rPr>
+              <w:t>Uso</w:t>
             </w:r>
           </w:p>
         </w:tc>
@@ -95,7 +111,7 @@
           </w:tcPr>
           <w:p>
             <w:r>
-              <w:t>Roomie, salotto privato prenotabile a ore in Via Terni, Torino.</w:t>
+              <w:t>Roomie, room privata prenotabile a ore in Via Terni, Torino.</w:t>
             </w:r>
           </w:p>
         </w:tc>
@@ -107,7 +123,7 @@
           </w:tcPr>
           <w:p>
             <w:r>
-              <w:t>Finalità principale</w:t>
+              <w:t>Finalità</w:t>
             </w:r>
           </w:p>
         </w:tc>
@@ -117,7 +133,7 @@
           </w:tcPr>
           <w:p>
             <w:r>
-              <w:t>Creare account, gestire prenotazioni, pagamenti, chips, accessi e assistenza.</w:t>
+              <w:t>Account, prenotazioni, pagamenti, saldo chips, shop addon, accessi fisici e assistenza.</w:t>
             </w:r>
           </w:p>
         </w:tc>
@@ -139,7 +155,7 @@
           </w:tcPr>
           <w:p>
             <w:r>
-              <w:t>Esecuzione del servizio, obblighi legali, sicurezza e consenso dove richiesto.</w:t>
+              <w:t>Esecuzione del servizio, obblighi di legge, sicurezza, legittimo interesse e consenso quando richiesto.</w:t>
             </w:r>
           </w:p>
         </w:tc>
@@ -175,7 +191,7 @@
         <w:pStyle w:val="ListBullet"/>
       </w:pPr>
       <w:r>
-        <w:t>Dati pagamento: importi, esito pagamento, saldo chips. I dati carta sono gestiti da Stripe e non vengono salvati da Roomie.</w:t>
+        <w:t>Dati pagamento: importi, esito pagamento e saldo chips. I dati carta sono gestiti da Stripe e non vengono salvati da Roomie.</w:t>
       </w:r>
     </w:p>
     <w:p>
@@ -183,7 +199,7 @@
         <w:pStyle w:val="ListBullet"/>
       </w:pPr>
       <w:r>
-        <w:t>Dati accesso fisico: codici temporanei, eventi di apertura, stato serranda/porta/cassaforte quando collegati al flusso operativo.</w:t>
+        <w:t>Dati accesso: codici temporanei, eventi di apertura e stato operativo di serranda, porta e cassaforte quando collegati al servizio.</w:t>
       </w:r>
     </w:p>
     <w:p>
@@ -191,7 +207,7 @@
         <w:pStyle w:val="ListBullet"/>
       </w:pPr>
       <w:r>
-        <w:t>Dati tecnici: log, dispositivo, browser, indirizzo IP, cookie di sessione e sicurezza.</w:t>
+        <w:t>Dati tecnici: log, browser, dispositivo, indirizzo IP, cookie di sessione e sicurezza.</w:t>
       </w:r>
     </w:p>
     <w:p>
@@ -199,7 +215,7 @@
         <w:pStyle w:val="Heading1"/>
       </w:pPr>
       <w:r>
-        <w:t>3. Perché usiamo i dati</w:t>
+        <w:t>3. Finalità del trattamento</w:t>
       </w:r>
     </w:p>
     <w:p>
@@ -215,7 +231,7 @@
         <w:pStyle w:val="ListBullet"/>
       </w:pPr>
       <w:r>
-        <w:t>Permettere prenotazioni, estensioni, shop addon e ricariche chips.</w:t>
+        <w:t>Gestire prenotazioni, ricariche chips, pagamenti, estensioni e addon.</w:t>
       </w:r>
     </w:p>
     <w:p>
@@ -223,7 +239,7 @@
         <w:pStyle w:val="ListBullet"/>
       </w:pPr>
       <w:r>
-        <w:t>Gestire accesso alla room, assistenza, sicurezza e prevenzione abusi.</w:t>
+        <w:t>Abilitare l’accesso alla room e supportare assistenza e sicurezza.</w:t>
       </w:r>
     </w:p>
     <w:p>
@@ -231,7 +247,7 @@
         <w:pStyle w:val="ListBullet"/>
       </w:pPr>
       <w:r>
-        <w:t>Inviare comunicazioni operative sulla sessione, come conferme, promemoria e problemi di accesso.</w:t>
+        <w:t>Inviare comunicazioni operative su sessioni, promemoria, pagamenti e problemi di accesso.</w:t>
       </w:r>
     </w:p>
     <w:p>
@@ -239,7 +255,7 @@
         <w:pStyle w:val="ListBullet"/>
       </w:pPr>
       <w:r>
-        <w:t>Migliorare UX, disponibilità, performance e qualità del servizio.</w:t>
+        <w:t>Migliorare disponibilità, performance, qualità del servizio e prevenzione abusi.</w:t>
       </w:r>
     </w:p>
     <w:p>
@@ -247,12 +263,12 @@
         <w:pStyle w:val="Heading1"/>
       </w:pPr>
       <w:r>
-        <w:t>4. Conservazione</w:t>
+        <w:t>4. Pagamenti e fornitori</w:t>
       </w:r>
     </w:p>
     <w:p>
       <w:r>
-        <w:t>I dati sono conservati per il tempo necessario a fornire il servizio, rispettare obblighi fiscali e contabili, gestire contestazioni e mantenere sicurezza operativa. I codici temporanei e gli eventi di accesso sono mantenuti solo per il periodo utile a sicurezza e assistenza.</w:t>
+        <w:t>Stripe gestisce il checkout e i dati di pagamento. Google può essere usato per il login social se scegli “Continua con Google”. Vercel ospita e distribuisce il servizio. Ogni fornitore tratta i dati secondo i propri ruoli, condizioni e misure di sicurezza.</w:t>
       </w:r>
     </w:p>
     <w:p>
@@ -260,12 +276,12 @@
         <w:pStyle w:val="Heading1"/>
       </w:pPr>
       <w:r>
-        <w:t>5. Condivisione con terze parti</w:t>
+        <w:t>5. Live Mode e contenuti condivisi</w:t>
       </w:r>
     </w:p>
     <w:p>
       <w:r>
-        <w:t>Roomie può usare fornitori tecnici come hosting, autenticazione, analytics essenziali, email e pagamenti. Stripe gestisce il checkout e i dati di pagamento secondo le proprie condizioni. Google può essere usato per il login social se scegli “Continua con Google”.</w:t>
+        <w:t>Le funzioni Live Mode o social richiedono consenso dei partecipanti interessati. Cashback, sconti o vantaggi collegati sono riconosciuti solo quando la sessione rispetta le condizioni del servizio e i consensi richiesti.</w:t>
       </w:r>
     </w:p>
     <w:p>
@@ -273,12 +289,12 @@
         <w:pStyle w:val="Heading1"/>
       </w:pPr>
       <w:r>
-        <w:t>6. Live Mode e contenuti social</w:t>
+        <w:t>6. Conservazione</w:t>
       </w:r>
     </w:p>
     <w:p>
       <w:r>
-        <w:t>Eventuali funzioni Live Mode o contenuti condivisi richiedono consenso esplicito dei partecipanti. La scontistica o cashback collegata alla Live Mode deve essere confermata dal servizio e può essere negata in caso di consenso incompleto, abuso o contenuti non conformi.</w:t>
+        <w:t>I dati sono conservati per il tempo necessario a fornire il servizio, rispettare obblighi fiscali e contabili, gestire sicurezza, assistenza, contestazioni e tutela dei diritti. I codici temporanei e gli eventi di accesso sono mantenuti per il periodo utile alla sicurezza operativa.</w:t>
       </w:r>
     </w:p>
     <w:p>
@@ -294,7 +310,7 @@
         <w:pStyle w:val="ListBullet"/>
       </w:pPr>
       <w:r>
-        <w:t>Accesso ai dati personali.</w:t>
+        <w:t>Accedere ai dati personali.</w:t>
       </w:r>
     </w:p>
     <w:p>
@@ -302,7 +318,7 @@
         <w:pStyle w:val="ListBullet"/>
       </w:pPr>
       <w:r>
-        <w:t>Rettifica o aggiornamento dei dati.</w:t>
+        <w:t>Chiedere rettifica o aggiornamento.</w:t>
       </w:r>
     </w:p>
     <w:p>
@@ -310,7 +326,7 @@
         <w:pStyle w:val="ListBullet"/>
       </w:pPr>
       <w:r>
-        <w:t>Cancellazione account quando compatibile con obblighi legali.</w:t>
+        <w:t>Chiedere cancellazione nei casi consentiti.</w:t>
       </w:r>
     </w:p>
     <w:p>
@@ -318,7 +334,7 @@
         <w:pStyle w:val="ListBullet"/>
       </w:pPr>
       <w:r>
-        <w:t>Limitazione o opposizione al trattamento nei casi previsti.</w:t>
+        <w:t>Opporsi o limitare il trattamento quando previsto.</w:t>
       </w:r>
     </w:p>
     <w:p>
@@ -326,7 +342,7 @@
         <w:pStyle w:val="ListBullet"/>
       </w:pPr>
       <w:r>
-        <w:t>Revoca del consenso per trattamenti basati su consenso.</w:t>
+        <w:t>Revocare il consenso per trattamenti basati su consenso.</w:t>
       </w:r>
     </w:p>
     <w:p>
@@ -334,17 +350,17 @@
         <w:pStyle w:val="Heading1"/>
       </w:pPr>
       <w:r>
-        <w:t>8. Nota</w:t>
+        <w:t>8. Aggiornamenti</w:t>
       </w:r>
     </w:p>
     <w:p>
       <w:r>
-        <w:t>Questo documento è una base operativa per il prototipo/prodotto Roomie. Prima del lancio commerciale va validato da un professionista legale per adeguamento completo a GDPR, contratti, videosorveglianza e policy pagamenti.</w:t>
+        <w:t>Roomie può aggiornare questa informativa quando introduce nuove funzionalità, fornitori, modalità di accesso, pagamenti o strumenti di sicurezza. La versione aggiornata viene resa disponibile nell’app.</w:t>
       </w:r>
     </w:p>
     <w:sectPr>
       <w:pgSz w:w="12240" w:h="15840"/>
-      <w:pgMar w:top="1120" w:right="1160" w:bottom="1120" w:left="1160" w:header="720" w:footer="720" w:gutter="0"/>
+      <w:pgMar w:top="1080" w:right="1160" w:bottom="1080" w:left="1160" w:header="720" w:footer="720" w:gutter="0"/>
       <w:cols w:space="720"/>
       <w:docGrid w:linePitch="360"/>
     </w:sectPr>
@@ -715,6 +731,9 @@
     <w:name w:val="Normal"/>
     <w:qFormat/>
     <w:rsid w:val="00FC693F"/>
+    <w:pPr>
+      <w:spacing w:after="160" w:line="276" w:lineRule="auto"/>
+    </w:pPr>
     <w:rPr>
       <w:rFonts w:ascii="Arial" w:hAnsi="Arial" w:eastAsia="Arial"/>
       <w:sz w:val="21"/>
@@ -775,7 +794,7 @@
     <w:pPr>
       <w:keepNext/>
       <w:keepLines/>
-      <w:spacing w:before="480" w:after="0"/>
+      <w:spacing w:before="320" w:after="120"/>
       <w:outlineLvl w:val="0"/>
     </w:pPr>
     <w:rPr>
@@ -783,7 +802,7 @@
       <w:b/>
       <w:bCs/>
       <w:color w:val="111111"/>
-      <w:sz w:val="36"/>
+      <w:sz w:val="34"/>
       <w:szCs w:val="28"/>
     </w:rPr>
   </w:style>
@@ -799,7 +818,7 @@
     <w:pPr>
       <w:keepNext/>
       <w:keepLines/>
-      <w:spacing w:before="200" w:after="0"/>
+      <w:spacing w:before="320" w:after="120"/>
       <w:outlineLvl w:val="1"/>
     </w:pPr>
     <w:rPr>
@@ -807,7 +826,7 @@
       <w:b/>
       <w:bCs/>
       <w:color w:val="111111"/>
-      <w:sz w:val="26"/>
+      <w:sz w:val="25"/>
       <w:szCs w:val="26"/>
     </w:rPr>
   </w:style>
